--- a/zht/docx/040.content.docx
+++ b/zht/docx/040.content.docx
@@ -369,18 +369,12 @@
           <w:lang w:val="zh_TW" w:bidi="zh_TW"/>
         </w:rPr>
       </w:r>
-      <w:hyperlink r:id="rId13">
-        <w:r>
-          <w:rPr>
-            <w:lang w:val="zh_TW" w:bidi="zh_TW"/>
-          </w:rPr>
-          <w:rPr>
-            <w:color w:val="0000EE"/>
-            <w:u w:val="single"/>
-          </w:rPr>
-          <w:t>使徒行傳7:9–10</w:t>
-        </w:r>
-      </w:hyperlink>
+      <w:r>
+        <w:rPr>
+          <w:lang w:val="zh_TW" w:bidi="zh_TW"/>
+        </w:rPr>
+        <w:t>使徒行傳7:9–10</w:t>
+      </w:r>
     </w:p>
     <w:p>
       <w:pPr>
@@ -393,18 +387,12 @@
           <w:lang w:val="zh_TW" w:bidi="zh_TW"/>
         </w:rPr>
       </w:r>
-      <w:hyperlink r:id="rId14">
-        <w:r>
-          <w:rPr>
-            <w:lang w:val="zh_TW" w:bidi="zh_TW"/>
-          </w:rPr>
-          <w:rPr>
-            <w:color w:val="0000EE"/>
-            <w:u w:val="single"/>
-          </w:rPr>
-          <w:t>使徒行傳7:13</w:t>
-        </w:r>
-      </w:hyperlink>
+      <w:r>
+        <w:rPr>
+          <w:lang w:val="zh_TW" w:bidi="zh_TW"/>
+        </w:rPr>
+        <w:t>使徒行傳7:13</w:t>
+      </w:r>
     </w:p>
     <w:p>
       <w:pPr>
@@ -417,18 +405,12 @@
           <w:lang w:val="zh_TW" w:bidi="zh_TW"/>
         </w:rPr>
       </w:r>
-      <w:hyperlink r:id="rId15">
-        <w:r>
-          <w:rPr>
-            <w:lang w:val="zh_TW" w:bidi="zh_TW"/>
-          </w:rPr>
-          <w:rPr>
-            <w:color w:val="0000EE"/>
-            <w:u w:val="single"/>
-          </w:rPr>
-          <w:t>使徒行傳7:21</w:t>
-        </w:r>
-      </w:hyperlink>
+      <w:r>
+        <w:rPr>
+          <w:lang w:val="zh_TW" w:bidi="zh_TW"/>
+        </w:rPr>
+        <w:t>使徒行傳7:21</w:t>
+      </w:r>
     </w:p>
     <w:p>
       <w:pPr>
@@ -441,18 +423,12 @@
           <w:lang w:val="zh_TW" w:bidi="zh_TW"/>
         </w:rPr>
       </w:r>
-      <w:hyperlink r:id="rId16">
-        <w:r>
-          <w:rPr>
-            <w:lang w:val="zh_TW" w:bidi="zh_TW"/>
-          </w:rPr>
-          <w:rPr>
-            <w:color w:val="0000EE"/>
-            <w:u w:val="single"/>
-          </w:rPr>
-          <w:t>創世記12:15</w:t>
-        </w:r>
-      </w:hyperlink>
+      <w:r>
+        <w:rPr>
+          <w:lang w:val="zh_TW" w:bidi="zh_TW"/>
+        </w:rPr>
+        <w:t>創世記12:15</w:t>
+      </w:r>
     </w:p>
     <w:p>
       <w:pPr>
@@ -465,18 +441,12 @@
           <w:lang w:val="zh_TW" w:bidi="zh_TW"/>
         </w:rPr>
       </w:r>
-      <w:hyperlink r:id="rId17">
-        <w:r>
-          <w:rPr>
-            <w:lang w:val="zh_TW" w:bidi="zh_TW"/>
-          </w:rPr>
-          <w:rPr>
-            <w:color w:val="0000EE"/>
-            <w:u w:val="single"/>
-          </w:rPr>
-          <w:t>創世記40:7</w:t>
-        </w:r>
-      </w:hyperlink>
+      <w:r>
+        <w:rPr>
+          <w:lang w:val="zh_TW" w:bidi="zh_TW"/>
+        </w:rPr>
+        <w:t>創世記40:7</w:t>
+      </w:r>
     </w:p>
     <w:p>
       <w:pPr>
@@ -489,18 +459,12 @@
           <w:lang w:val="zh_TW" w:bidi="zh_TW"/>
         </w:rPr>
       </w:r>
-      <w:hyperlink r:id="rId18">
-        <w:r>
-          <w:rPr>
-            <w:lang w:val="zh_TW" w:bidi="zh_TW"/>
-          </w:rPr>
-          <w:rPr>
-            <w:color w:val="0000EE"/>
-            <w:u w:val="single"/>
-          </w:rPr>
-          <w:t>創世記41:25</w:t>
-        </w:r>
-      </w:hyperlink>
+      <w:r>
+        <w:rPr>
+          <w:lang w:val="zh_TW" w:bidi="zh_TW"/>
+        </w:rPr>
+        <w:t>創世記41:25</w:t>
+      </w:r>
     </w:p>
     <w:p>
       <w:pPr>
@@ -1020,18 +984,12 @@
           <w:lang w:val="zh_TW" w:bidi="zh_TW"/>
         </w:rPr>
       </w:r>
-      <w:hyperlink r:id="rId19">
-        <w:r>
-          <w:rPr>
-            <w:lang w:val="zh_TW" w:bidi="zh_TW"/>
-          </w:rPr>
-          <w:rPr>
-            <w:color w:val="0000EE"/>
-            <w:u w:val="single"/>
-          </w:rPr>
-          <w:t>使徒行傳26:4</w:t>
-        </w:r>
-      </w:hyperlink>
+      <w:r>
+        <w:rPr>
+          <w:lang w:val="zh_TW" w:bidi="zh_TW"/>
+        </w:rPr>
+        <w:t>使徒行傳26:4</w:t>
+      </w:r>
     </w:p>
     <w:p>
       <w:pPr>
@@ -1044,18 +1002,12 @@
           <w:lang w:val="zh_TW" w:bidi="zh_TW"/>
         </w:rPr>
       </w:r>
-      <w:hyperlink r:id="rId20">
-        <w:r>
-          <w:rPr>
-            <w:lang w:val="zh_TW" w:bidi="zh_TW"/>
-          </w:rPr>
-          <w:rPr>
-            <w:color w:val="0000EE"/>
-            <w:u w:val="single"/>
-          </w:rPr>
-          <w:t>約翰福音3:1–2</w:t>
-        </w:r>
-      </w:hyperlink>
+      <w:r>
+        <w:rPr>
+          <w:lang w:val="zh_TW" w:bidi="zh_TW"/>
+        </w:rPr>
+        <w:t>約翰福音3:1–2</w:t>
+      </w:r>
     </w:p>
     <w:p>
       <w:pPr>
@@ -1068,18 +1020,12 @@
           <w:lang w:val="zh_TW" w:bidi="zh_TW"/>
         </w:rPr>
       </w:r>
-      <w:hyperlink r:id="rId21">
-        <w:r>
-          <w:rPr>
-            <w:lang w:val="zh_TW" w:bidi="zh_TW"/>
-          </w:rPr>
-          <w:rPr>
-            <w:color w:val="0000EE"/>
-            <w:u w:val="single"/>
-          </w:rPr>
-          <w:t>路加福音11:44</w:t>
-        </w:r>
-      </w:hyperlink>
+      <w:r>
+        <w:rPr>
+          <w:lang w:val="zh_TW" w:bidi="zh_TW"/>
+        </w:rPr>
+        <w:t>路加福音11:44</w:t>
+      </w:r>
     </w:p>
     <w:p>
       <w:pPr>
@@ -1092,18 +1038,12 @@
           <w:lang w:val="zh_TW" w:bidi="zh_TW"/>
         </w:rPr>
       </w:r>
-      <w:hyperlink r:id="rId22">
-        <w:r>
-          <w:rPr>
-            <w:lang w:val="zh_TW" w:bidi="zh_TW"/>
-          </w:rPr>
-          <w:rPr>
-            <w:color w:val="0000EE"/>
-            <w:u w:val="single"/>
-          </w:rPr>
-          <w:t>馬太福音3:7</w:t>
-        </w:r>
-      </w:hyperlink>
+      <w:r>
+        <w:rPr>
+          <w:lang w:val="zh_TW" w:bidi="zh_TW"/>
+        </w:rPr>
+        <w:t>馬太福音3:7</w:t>
+      </w:r>
     </w:p>
     <w:p>
       <w:pPr>
@@ -1116,18 +1056,12 @@
           <w:lang w:val="zh_TW" w:bidi="zh_TW"/>
         </w:rPr>
       </w:r>
-      <w:hyperlink r:id="rId23">
-        <w:r>
-          <w:rPr>
-            <w:lang w:val="zh_TW" w:bidi="zh_TW"/>
-          </w:rPr>
-          <w:rPr>
-            <w:color w:val="0000EE"/>
-            <w:u w:val="single"/>
-          </w:rPr>
-          <w:t>馬太福音5:20</w:t>
-        </w:r>
-      </w:hyperlink>
+      <w:r>
+        <w:rPr>
+          <w:lang w:val="zh_TW" w:bidi="zh_TW"/>
+        </w:rPr>
+        <w:t>馬太福音5:20</w:t>
+      </w:r>
     </w:p>
     <w:p>
       <w:pPr>
@@ -1140,18 +1074,12 @@
           <w:lang w:val="zh_TW" w:bidi="zh_TW"/>
         </w:rPr>
       </w:r>
-      <w:hyperlink r:id="rId24">
-        <w:r>
-          <w:rPr>
-            <w:lang w:val="zh_TW" w:bidi="zh_TW"/>
-          </w:rPr>
-          <w:rPr>
-            <w:color w:val="0000EE"/>
-            <w:u w:val="single"/>
-          </w:rPr>
-          <w:t>馬太福音9:11</w:t>
-        </w:r>
-      </w:hyperlink>
+      <w:r>
+        <w:rPr>
+          <w:lang w:val="zh_TW" w:bidi="zh_TW"/>
+        </w:rPr>
+        <w:t>馬太福音9:11</w:t>
+      </w:r>
     </w:p>
     <w:p>
       <w:pPr>
@@ -1164,18 +1092,12 @@
           <w:lang w:val="zh_TW" w:bidi="zh_TW"/>
         </w:rPr>
       </w:r>
-      <w:hyperlink r:id="rId25">
-        <w:r>
-          <w:rPr>
-            <w:lang w:val="zh_TW" w:bidi="zh_TW"/>
-          </w:rPr>
-          <w:rPr>
-            <w:color w:val="0000EE"/>
-            <w:u w:val="single"/>
-          </w:rPr>
-          <w:t>馬太福音12:2</w:t>
-        </w:r>
-      </w:hyperlink>
+      <w:r>
+        <w:rPr>
+          <w:lang w:val="zh_TW" w:bidi="zh_TW"/>
+        </w:rPr>
+        <w:t>馬太福音12:2</w:t>
+      </w:r>
     </w:p>
     <w:p>
       <w:pPr>
@@ -1188,18 +1110,12 @@
           <w:lang w:val="zh_TW" w:bidi="zh_TW"/>
         </w:rPr>
       </w:r>
-      <w:hyperlink r:id="rId26">
-        <w:r>
-          <w:rPr>
-            <w:lang w:val="zh_TW" w:bidi="zh_TW"/>
-          </w:rPr>
-          <w:rPr>
-            <w:color w:val="0000EE"/>
-            <w:u w:val="single"/>
-          </w:rPr>
-          <w:t>馬太福音12:38</w:t>
-        </w:r>
-      </w:hyperlink>
+      <w:r>
+        <w:rPr>
+          <w:lang w:val="zh_TW" w:bidi="zh_TW"/>
+        </w:rPr>
+        <w:t>馬太福音12:38</w:t>
+      </w:r>
     </w:p>
     <w:p>
       <w:pPr>
@@ -1212,18 +1128,12 @@
           <w:lang w:val="zh_TW" w:bidi="zh_TW"/>
         </w:rPr>
       </w:r>
-      <w:hyperlink r:id="rId27">
-        <w:r>
-          <w:rPr>
-            <w:lang w:val="zh_TW" w:bidi="zh_TW"/>
-          </w:rPr>
-          <w:rPr>
-            <w:color w:val="0000EE"/>
-            <w:u w:val="single"/>
-          </w:rPr>
-          <w:t>腓立比書3:5</w:t>
-        </w:r>
-      </w:hyperlink>
+      <w:r>
+        <w:rPr>
+          <w:lang w:val="zh_TW" w:bidi="zh_TW"/>
+        </w:rPr>
+        <w:t>腓立比書3:5</w:t>
+      </w:r>
     </w:p>
     <w:p>
       <w:pPr>
@@ -1457,18 +1367,12 @@
           <w:lang w:val="zh_TW" w:bidi="zh_TW"/>
         </w:rPr>
       </w:r>
-      <w:hyperlink r:id="rId28">
-        <w:r>
-          <w:rPr>
-            <w:lang w:val="zh_TW" w:bidi="zh_TW"/>
-          </w:rPr>
-          <w:rPr>
-            <w:color w:val="0000EE"/>
-            <w:u w:val="single"/>
-          </w:rPr>
-          <w:t>歷代志上15:13–15</w:t>
-        </w:r>
-      </w:hyperlink>
+      <w:r>
+        <w:rPr>
+          <w:lang w:val="zh_TW" w:bidi="zh_TW"/>
+        </w:rPr>
+        <w:t>歷代志上15:13–15</w:t>
+      </w:r>
     </w:p>
     <w:p>
       <w:pPr>
@@ -1481,18 +1385,12 @@
           <w:lang w:val="zh_TW" w:bidi="zh_TW"/>
         </w:rPr>
       </w:r>
-      <w:hyperlink r:id="rId29">
-        <w:r>
-          <w:rPr>
-            <w:lang w:val="zh_TW" w:bidi="zh_TW"/>
-          </w:rPr>
-          <w:rPr>
-            <w:color w:val="0000EE"/>
-            <w:u w:val="single"/>
-          </w:rPr>
-          <w:t>列王紀上8:57–58</w:t>
-        </w:r>
-      </w:hyperlink>
+      <w:r>
+        <w:rPr>
+          <w:lang w:val="zh_TW" w:bidi="zh_TW"/>
+        </w:rPr>
+        <w:t>列王紀上8:57–58</w:t>
+      </w:r>
     </w:p>
     <w:p>
       <w:pPr>
@@ -1505,18 +1403,12 @@
           <w:lang w:val="zh_TW" w:bidi="zh_TW"/>
         </w:rPr>
       </w:r>
-      <w:hyperlink r:id="rId30">
-        <w:r>
-          <w:rPr>
-            <w:lang w:val="zh_TW" w:bidi="zh_TW"/>
-          </w:rPr>
-          <w:rPr>
-            <w:color w:val="0000EE"/>
-            <w:u w:val="single"/>
-          </w:rPr>
-          <w:t>使徒行傳17:5–7</w:t>
-        </w:r>
-      </w:hyperlink>
+      <w:r>
+        <w:rPr>
+          <w:lang w:val="zh_TW" w:bidi="zh_TW"/>
+        </w:rPr>
+        <w:t>使徒行傳17:5–7</w:t>
+      </w:r>
     </w:p>
     <w:p>
       <w:pPr>
@@ -1529,18 +1421,12 @@
           <w:lang w:val="zh_TW" w:bidi="zh_TW"/>
         </w:rPr>
       </w:r>
-      <w:hyperlink r:id="rId31">
-        <w:r>
-          <w:rPr>
-            <w:lang w:val="zh_TW" w:bidi="zh_TW"/>
-          </w:rPr>
-          <w:rPr>
-            <w:color w:val="0000EE"/>
-            <w:u w:val="single"/>
-          </w:rPr>
-          <w:t>但以理書2:13</w:t>
-        </w:r>
-      </w:hyperlink>
+      <w:r>
+        <w:rPr>
+          <w:lang w:val="zh_TW" w:bidi="zh_TW"/>
+        </w:rPr>
+        <w:t>但以理書2:13</w:t>
+      </w:r>
     </w:p>
     <w:p>
       <w:pPr>
@@ -1553,18 +1439,12 @@
           <w:lang w:val="zh_TW" w:bidi="zh_TW"/>
         </w:rPr>
       </w:r>
-      <w:hyperlink r:id="rId32">
-        <w:r>
-          <w:rPr>
-            <w:lang w:val="zh_TW" w:bidi="zh_TW"/>
-          </w:rPr>
-          <w:rPr>
-            <w:color w:val="0000EE"/>
-            <w:u w:val="single"/>
-          </w:rPr>
-          <w:t>以斯帖記1:22</w:t>
-        </w:r>
-      </w:hyperlink>
+      <w:r>
+        <w:rPr>
+          <w:lang w:val="zh_TW" w:bidi="zh_TW"/>
+        </w:rPr>
+        <w:t>以斯帖記1:22</w:t>
+      </w:r>
     </w:p>
     <w:p>
       <w:pPr>
@@ -1577,18 +1457,12 @@
           <w:lang w:val="zh_TW" w:bidi="zh_TW"/>
         </w:rPr>
       </w:r>
-      <w:hyperlink r:id="rId33">
-        <w:r>
-          <w:rPr>
-            <w:lang w:val="zh_TW" w:bidi="zh_TW"/>
-          </w:rPr>
-          <w:rPr>
-            <w:color w:val="0000EE"/>
-            <w:u w:val="single"/>
-          </w:rPr>
-          <w:t>路加福音2:1</w:t>
-        </w:r>
-      </w:hyperlink>
+      <w:r>
+        <w:rPr>
+          <w:lang w:val="zh_TW" w:bidi="zh_TW"/>
+        </w:rPr>
+        <w:t>路加福音2:1</w:t>
+      </w:r>
     </w:p>
     <w:p>
       <w:pPr>
@@ -1834,18 +1708,12 @@
           <w:lang w:val="zh_TW" w:bidi="zh_TW"/>
         </w:rPr>
       </w:r>
-      <w:hyperlink r:id="rId34">
-        <w:r>
-          <w:rPr>
-            <w:lang w:val="zh_TW" w:bidi="zh_TW"/>
-          </w:rPr>
-          <w:rPr>
-            <w:color w:val="0000EE"/>
-            <w:u w:val="single"/>
-          </w:rPr>
-          <w:t>申命記4:2</w:t>
-        </w:r>
-      </w:hyperlink>
+      <w:r>
+        <w:rPr>
+          <w:lang w:val="zh_TW" w:bidi="zh_TW"/>
+        </w:rPr>
+        <w:t>申命記4:2</w:t>
+      </w:r>
     </w:p>
     <w:p>
       <w:pPr>
@@ -1858,18 +1726,12 @@
           <w:lang w:val="zh_TW" w:bidi="zh_TW"/>
         </w:rPr>
       </w:r>
-      <w:hyperlink r:id="rId35">
-        <w:r>
-          <w:rPr>
-            <w:lang w:val="zh_TW" w:bidi="zh_TW"/>
-          </w:rPr>
-          <w:rPr>
-            <w:color w:val="0000EE"/>
-            <w:u w:val="single"/>
-          </w:rPr>
-          <w:t>以斯帖記3:8–9</w:t>
-        </w:r>
-      </w:hyperlink>
+      <w:r>
+        <w:rPr>
+          <w:lang w:val="zh_TW" w:bidi="zh_TW"/>
+        </w:rPr>
+        <w:t>以斯帖記3:8–9</w:t>
+      </w:r>
     </w:p>
     <w:p>
       <w:pPr>
@@ -1882,18 +1744,12 @@
           <w:lang w:val="zh_TW" w:bidi="zh_TW"/>
         </w:rPr>
       </w:r>
-      <w:hyperlink r:id="rId36">
-        <w:r>
-          <w:rPr>
-            <w:lang w:val="zh_TW" w:bidi="zh_TW"/>
-          </w:rPr>
-          <w:rPr>
-            <w:color w:val="0000EE"/>
-            <w:u w:val="single"/>
-          </w:rPr>
-          <w:t>出埃及記12:12–14</w:t>
-        </w:r>
-      </w:hyperlink>
+      <w:r>
+        <w:rPr>
+          <w:lang w:val="zh_TW" w:bidi="zh_TW"/>
+        </w:rPr>
+        <w:t>出埃及記12:12–14</w:t>
+      </w:r>
     </w:p>
     <w:p>
       <w:pPr>
@@ -1906,18 +1762,12 @@
           <w:lang w:val="zh_TW" w:bidi="zh_TW"/>
         </w:rPr>
       </w:r>
-      <w:hyperlink r:id="rId37">
-        <w:r>
-          <w:rPr>
-            <w:lang w:val="zh_TW" w:bidi="zh_TW"/>
-          </w:rPr>
-          <w:rPr>
-            <w:color w:val="0000EE"/>
-            <w:u w:val="single"/>
-          </w:rPr>
-          <w:t>創世記26:5</w:t>
-        </w:r>
-      </w:hyperlink>
+      <w:r>
+        <w:rPr>
+          <w:lang w:val="zh_TW" w:bidi="zh_TW"/>
+        </w:rPr>
+        <w:t>創世記26:5</w:t>
+      </w:r>
     </w:p>
     <w:p>
       <w:pPr>
@@ -1930,18 +1780,12 @@
           <w:lang w:val="zh_TW" w:bidi="zh_TW"/>
         </w:rPr>
       </w:r>
-      <w:hyperlink r:id="rId38">
-        <w:r>
-          <w:rPr>
-            <w:lang w:val="zh_TW" w:bidi="zh_TW"/>
-          </w:rPr>
-          <w:rPr>
-            <w:color w:val="0000EE"/>
-            <w:u w:val="single"/>
-          </w:rPr>
-          <w:t>約翰福音18:31</w:t>
-        </w:r>
-      </w:hyperlink>
+      <w:r>
+        <w:rPr>
+          <w:lang w:val="zh_TW" w:bidi="zh_TW"/>
+        </w:rPr>
+        <w:t>約翰福音18:31</w:t>
+      </w:r>
     </w:p>
     <w:p>
       <w:pPr>
@@ -1954,18 +1798,12 @@
           <w:lang w:val="zh_TW" w:bidi="zh_TW"/>
         </w:rPr>
       </w:r>
-      <w:hyperlink r:id="rId39">
-        <w:r>
-          <w:rPr>
-            <w:lang w:val="zh_TW" w:bidi="zh_TW"/>
-          </w:rPr>
-          <w:rPr>
-            <w:color w:val="0000EE"/>
-            <w:u w:val="single"/>
-          </w:rPr>
-          <w:t>羅馬書7:1</w:t>
-        </w:r>
-      </w:hyperlink>
+      <w:r>
+        <w:rPr>
+          <w:lang w:val="zh_TW" w:bidi="zh_TW"/>
+        </w:rPr>
+        <w:t>羅馬書7:1</w:t>
+      </w:r>
     </w:p>
     <w:p>
       <w:pPr>

--- a/zht/docx/040.content.docx
+++ b/zht/docx/040.content.docx
@@ -1306,19 +1306,7 @@
         <w:rPr>
           <w:lang w:val="zh_TW" w:bidi="zh_TW"/>
         </w:rPr>
-        <w:t>（另見：</w:t>
-      </w:r>
-      <w:r>
-        <w:rPr>
-          <w:lang w:val="zh_TW" w:bidi="zh_TW"/>
-        </w:rPr>
-        <w:t>命令</w:t>
-      </w:r>
-      <w:r>
-        <w:rPr>
-          <w:lang w:val="zh_TW" w:bidi="zh_TW"/>
-        </w:rPr>
-        <w:t>，</w:t>
+        <w:t>（另見：命令，</w:t>
       </w:r>
       <w:r>
         <w:rPr>
@@ -1659,19 +1647,7 @@
         <w:rPr>
           <w:lang w:val="zh_TW" w:bidi="zh_TW"/>
         </w:rPr>
-        <w:t>，</w:t>
-      </w:r>
-      <w:r>
-        <w:rPr>
-          <w:lang w:val="zh_TW" w:bidi="zh_TW"/>
-        </w:rPr>
-        <w:t>命令</w:t>
-      </w:r>
-      <w:r>
-        <w:rPr>
-          <w:lang w:val="zh_TW" w:bidi="zh_TW"/>
-        </w:rPr>
-        <w:t>，</w:t>
+        <w:t>，命令，</w:t>
       </w:r>
       <w:r>
         <w:rPr>
